--- a/Assets/Documents/事件文案.docx
+++ b/Assets/Documents/事件文案.docx
@@ -1,14 +1,11 @@
 
 <file path=word/document.xml><?xml version="1.0" encoding="utf-8"?>
-<w:document xmlns:wpc="http://schemas.microsoft.com/office/word/2010/wordprocessingCanvas" xmlns:cx="http://schemas.microsoft.com/office/drawing/2014/chartex" xmlns:cx1="http://schemas.microsoft.com/office/drawing/2015/9/8/chartex" xmlns:cx2="http://schemas.microsoft.com/office/drawing/2015/10/21/chartex" xmlns:cx3="http://schemas.microsoft.com/office/drawing/2016/5/9/chartex" xmlns:cx4="http://schemas.microsoft.com/office/drawing/2016/5/10/chartex" xmlns:cx5="http://schemas.microsoft.com/office/drawing/2016/5/11/chartex" xmlns:cx6="http://schemas.microsoft.com/office/drawing/2016/5/12/chartex" xmlns:cx7="http://schemas.microsoft.com/office/drawing/2016/5/13/chartex" xmlns:cx8="http://schemas.microsoft.com/office/drawing/2016/5/14/chartex" xmlns:mc="http://schemas.openxmlformats.org/markup-compatibility/2006" xmlns:aink="http://schemas.microsoft.com/office/drawing/2016/ink" xmlns:am3d="http://schemas.microsoft.com/office/drawing/2017/model3d" xmlns:o="urn:schemas-microsoft-com:office:office" xmlns:oel="http://schemas.microsoft.com/office/2019/extlst" xmlns:r="http://schemas.openxmlformats.org/officeDocument/2006/relationships" xmlns:m="http://schemas.openxmlformats.org/officeDocument/2006/math" xmlns:v="urn:schemas-microsoft-com:vml" xmlns:wp14="http://schemas.microsoft.com/office/word/2010/wordprocessingDrawing" xmlns:wp="http://schemas.openxmlformats.org/drawingml/2006/wordprocessingDrawing" xmlns:w10="urn:schemas-microsoft-com:office:word" xmlns:w="http://schemas.openxmlformats.org/wordprocessingml/2006/main" xmlns:w14="http://schemas.microsoft.com/office/word/2010/wordml" xmlns:w15="http://schemas.microsoft.com/office/word/2012/wordml" xmlns:w16cei="http://schemas.microsoft.com/office/word/2026/wordml/cei" xmlns:w16cex="http://schemas.microsoft.com/office/word/2018/wordml/cex" xmlns:w16cid="http://schemas.microsoft.com/office/word/2016/wordml/cid" xmlns:w16="http://schemas.microsoft.com/office/word/2018/wordml" xmlns:w16du="http://schemas.microsoft.com/office/word/2023/wordml/word16du" xmlns:w16sdtdh="http://schemas.microsoft.com/office/word/2020/wordml/sdtdatahash" xmlns:w16sdtfl="http://schemas.microsoft.com/office/word/2024/wordml/sdtformatlock" xmlns:w16se="http://schemas.microsoft.com/office/word/2015/wordml/symex" xmlns:wpg="http://schemas.microsoft.com/office/word/2010/wordprocessingGroup" xmlns:wpi="http://schemas.microsoft.com/office/word/2010/wordprocessingInk" xmlns:wne="http://schemas.microsoft.com/office/word/2006/wordml" xmlns:wps="http://schemas.microsoft.com/office/word/2010/wordprocessingShape" mc:Ignorable="w14 w15 w16se w16cid w16 w16cex w16sdtdh w16sdtfl w16du wp14">
+<w:document xmlns:wpc="http://schemas.microsoft.com/office/word/2010/wordprocessingCanvas" xmlns:cx="http://schemas.microsoft.com/office/drawing/2014/chartex" xmlns:cx1="http://schemas.microsoft.com/office/drawing/2015/9/8/chartex" xmlns:cx2="http://schemas.microsoft.com/office/drawing/2015/10/21/chartex" xmlns:cx3="http://schemas.microsoft.com/office/drawing/2016/5/9/chartex" xmlns:cx4="http://schemas.microsoft.com/office/drawing/2016/5/10/chartex" xmlns:cx5="http://schemas.microsoft.com/office/drawing/2016/5/11/chartex" xmlns:cx6="http://schemas.microsoft.com/office/drawing/2016/5/12/chartex" xmlns:cx7="http://schemas.microsoft.com/office/drawing/2016/5/13/chartex" xmlns:cx8="http://schemas.microsoft.com/office/drawing/2016/5/14/chartex" xmlns:mc="http://schemas.openxmlformats.org/markup-compatibility/2006" xmlns:aink="http://schemas.microsoft.com/office/drawing/2016/ink" xmlns:am3d="http://schemas.microsoft.com/office/drawing/2017/model3d" xmlns:o="urn:schemas-microsoft-com:office:office" xmlns:r="http://schemas.openxmlformats.org/officeDocument/2006/relationships" xmlns:m="http://schemas.openxmlformats.org/officeDocument/2006/math" xmlns:v="urn:schemas-microsoft-com:vml" xmlns:wp14="http://schemas.microsoft.com/office/word/2010/wordprocessingDrawing" xmlns:wp="http://schemas.openxmlformats.org/drawingml/2006/wordprocessingDrawing" xmlns:w10="urn:schemas-microsoft-com:office:word" xmlns:w="http://schemas.openxmlformats.org/wordprocessingml/2006/main" xmlns:w14="http://schemas.microsoft.com/office/word/2010/wordml" xmlns:w15="http://schemas.microsoft.com/office/word/2012/wordml" xmlns:w16cex="http://schemas.microsoft.com/office/word/2018/wordml/cex" xmlns:w16cid="http://schemas.microsoft.com/office/word/2016/wordml/cid" xmlns:w16="http://schemas.microsoft.com/office/word/2018/wordml" xmlns:w16sdtdh="http://schemas.microsoft.com/office/word/2020/wordml/sdtdatahash" xmlns:w16se="http://schemas.microsoft.com/office/word/2015/wordml/symex" xmlns:wpg="http://schemas.microsoft.com/office/word/2010/wordprocessingGroup" xmlns:wpi="http://schemas.microsoft.com/office/word/2010/wordprocessingInk" xmlns:wne="http://schemas.microsoft.com/office/word/2006/wordml" xmlns:wps="http://schemas.microsoft.com/office/word/2010/wordprocessingShape" mc:Ignorable="w14 w15 w16se w16cid w16 w16cex w16sdtdh wp14">
   <w:body>
     <w:p>
       <w:pPr>
         <w:pStyle w:val="a9"/>
         <w:ind w:left="360"/>
-        <w:rPr>
-          <w:rFonts w:hint="eastAsia"/>
-        </w:rPr>
       </w:pPr>
       <w:r>
         <w:rPr>
@@ -118,7 +115,13 @@
         <w:rPr>
           <w:rFonts w:hint="eastAsia"/>
         </w:rPr>
-        <w:t>两张素材</w:t>
+        <w:t>两张</w:t>
+      </w:r>
+      <w:r>
+        <w:rPr>
+          <w:rFonts w:hint="eastAsia"/>
+        </w:rPr>
+        <w:t>卡牌</w:t>
       </w:r>
     </w:p>
     <w:p>
@@ -154,19 +157,7 @@
         <w:rPr>
           <w:rFonts w:hint="eastAsia"/>
         </w:rPr>
-        <w:t>你</w:t>
-      </w:r>
-      <w:r>
-        <w:rPr>
-          <w:rFonts w:hint="eastAsia"/>
-        </w:rPr>
-        <w:t>将食材投入</w:t>
-      </w:r>
-      <w:r>
-        <w:rPr>
-          <w:rFonts w:hint="eastAsia"/>
-        </w:rPr>
-        <w:t>，火堆将食物包裹，燃烧</w:t>
+        <w:t>你将食材投入，火堆将食物包裹，燃烧</w:t>
       </w:r>
       <w:r>
         <w:t>…</w:t>
@@ -182,9 +173,6 @@
       <w:pPr>
         <w:pStyle w:val="a9"/>
         <w:ind w:left="360"/>
-        <w:rPr>
-          <w:rFonts w:hint="eastAsia"/>
-        </w:rPr>
       </w:pPr>
       <w:r>
         <w:rPr>
@@ -203,9 +191,6 @@
       <w:pPr>
         <w:pStyle w:val="a9"/>
         <w:ind w:left="360"/>
-        <w:rPr>
-          <w:rFonts w:hint="eastAsia"/>
-        </w:rPr>
       </w:pPr>
       <w:r>
         <w:rPr>
@@ -223,19 +208,7 @@
         <w:rPr>
           <w:rFonts w:hint="eastAsia"/>
         </w:rPr>
-        <w:t>（</w:t>
-      </w:r>
-      <w:r>
-        <w:rPr>
-          <w:rFonts w:hint="eastAsia"/>
-        </w:rPr>
-        <w:t>选项2</w:t>
-      </w:r>
-      <w:r>
-        <w:rPr>
-          <w:rFonts w:hint="eastAsia"/>
-        </w:rPr>
-        <w:t>）</w:t>
+        <w:t>（选项2）</w:t>
       </w:r>
     </w:p>
     <w:p>
@@ -271,19 +244,7 @@
         <w:rPr>
           <w:rFonts w:hint="eastAsia"/>
         </w:rPr>
-        <w:t>（</w:t>
-      </w:r>
-      <w:r>
-        <w:rPr>
-          <w:rFonts w:hint="eastAsia"/>
-        </w:rPr>
-        <w:t>后续文本</w:t>
-      </w:r>
-      <w:r>
-        <w:rPr>
-          <w:rFonts w:hint="eastAsia"/>
-        </w:rPr>
-        <w:t>）</w:t>
+        <w:t>（后续文本）</w:t>
       </w:r>
     </w:p>
     <w:p>
@@ -302,9 +263,6 @@
       <w:pPr>
         <w:pStyle w:val="a9"/>
         <w:ind w:left="360"/>
-        <w:rPr>
-          <w:rFonts w:hint="eastAsia"/>
-        </w:rPr>
       </w:pPr>
       <w:r>
         <w:rPr>
@@ -364,9 +322,6 @@
     <w:p>
       <w:pPr>
         <w:ind w:firstLineChars="100" w:firstLine="220"/>
-        <w:rPr>
-          <w:rFonts w:hint="eastAsia"/>
-        </w:rPr>
       </w:pPr>
       <w:r>
         <w:rPr>
@@ -407,9 +362,6 @@
     <w:p>
       <w:pPr>
         <w:ind w:firstLineChars="100" w:firstLine="220"/>
-        <w:rPr>
-          <w:rFonts w:hint="eastAsia"/>
-        </w:rPr>
       </w:pPr>
       <w:r>
         <w:rPr>
@@ -527,9 +479,6 @@
     <w:p>
       <w:pPr>
         <w:ind w:firstLineChars="100" w:firstLine="220"/>
-        <w:rPr>
-          <w:rFonts w:hint="eastAsia"/>
-        </w:rPr>
       </w:pPr>
       <w:r>
         <w:rPr>
@@ -564,9 +513,6 @@
     <w:p>
       <w:pPr>
         <w:ind w:firstLineChars="100" w:firstLine="220"/>
-        <w:rPr>
-          <w:rFonts w:hint="eastAsia"/>
-        </w:rPr>
       </w:pPr>
       <w:r>
         <w:rPr>
@@ -605,65 +551,29 @@
         <w:rPr>
           <w:rFonts w:hint="eastAsia"/>
         </w:rPr>
-        <w:t>不知是不是幻觉</w:t>
-      </w:r>
-      <w:r>
-        <w:rPr>
-          <w:rFonts w:hint="eastAsia"/>
-        </w:rPr>
-        <w:t>，你看到它好像是背手摔倒地的，还</w:t>
-      </w:r>
-      <w:r>
-        <w:rPr>
-          <w:rFonts w:hint="eastAsia"/>
-        </w:rPr>
-        <w:t>听到了一个声音：</w:t>
-      </w:r>
-    </w:p>
-    <w:p>
-      <w:pPr>
-        <w:ind w:firstLineChars="100" w:firstLine="220"/>
-      </w:pPr>
-      <w:r>
-        <w:rPr>
-          <w:rFonts w:hint="eastAsia"/>
-        </w:rPr>
-        <w:t>“侮辱汤之意志，</w:t>
-      </w:r>
-      <w:r>
-        <w:rPr>
-          <w:rFonts w:hint="eastAsia"/>
-        </w:rPr>
-        <w:t>汤的荣耀</w:t>
-      </w:r>
-      <w:r>
-        <w:rPr>
-          <w:rFonts w:hint="eastAsia"/>
-        </w:rPr>
-        <w:t>会诋毁永不饶恕！”</w:t>
-      </w:r>
-    </w:p>
-    <w:p>
-      <w:pPr>
-        <w:ind w:firstLineChars="100" w:firstLine="220"/>
-      </w:pPr>
-      <w:r>
-        <w:rPr>
-          <w:rFonts w:hint="eastAsia"/>
-        </w:rPr>
-        <w:t>（选项</w:t>
-      </w:r>
-      <w:r>
-        <w:rPr>
-          <w:rFonts w:hint="eastAsia"/>
-        </w:rPr>
-        <w:t>2.1</w:t>
-      </w:r>
-      <w:r>
-        <w:rPr>
-          <w:rFonts w:hint="eastAsia"/>
-        </w:rPr>
-        <w:t>）</w:t>
+        <w:t>不知是不是幻觉，你看到它好像是背手摔倒地的，还听到了一个声音：</w:t>
+      </w:r>
+    </w:p>
+    <w:p>
+      <w:pPr>
+        <w:ind w:firstLineChars="100" w:firstLine="220"/>
+      </w:pPr>
+      <w:r>
+        <w:rPr>
+          <w:rFonts w:hint="eastAsia"/>
+        </w:rPr>
+        <w:t>“侮辱汤之意志，汤的荣耀会诋毁永不饶恕！”</w:t>
+      </w:r>
+    </w:p>
+    <w:p>
+      <w:pPr>
+        <w:ind w:firstLineChars="100" w:firstLine="220"/>
+      </w:pPr>
+      <w:r>
+        <w:rPr>
+          <w:rFonts w:hint="eastAsia"/>
+        </w:rPr>
+        <w:t>（选项2.1）</w:t>
       </w:r>
     </w:p>
     <w:p>
@@ -744,19 +654,7 @@
         <w:rPr>
           <w:rFonts w:hint="eastAsia"/>
         </w:rPr>
-        <w:t>（选项2</w:t>
-      </w:r>
-      <w:r>
-        <w:rPr>
-          <w:rFonts w:hint="eastAsia"/>
-        </w:rPr>
-        <w:t>.2</w:t>
-      </w:r>
-      <w:r>
-        <w:rPr>
-          <w:rFonts w:hint="eastAsia"/>
-        </w:rPr>
-        <w:t>）</w:t>
+        <w:t>（选项2.2）</w:t>
       </w:r>
     </w:p>
     <w:p>
@@ -795,9 +693,6 @@
     <w:p>
       <w:pPr>
         <w:ind w:firstLineChars="100" w:firstLine="220"/>
-        <w:rPr>
-          <w:rFonts w:hint="eastAsia"/>
-        </w:rPr>
       </w:pPr>
       <w:r>
         <w:rPr>
@@ -863,9 +758,6 @@
     <w:p>
       <w:pPr>
         <w:ind w:firstLineChars="100" w:firstLine="220"/>
-        <w:rPr>
-          <w:rFonts w:hint="eastAsia"/>
-        </w:rPr>
       </w:pPr>
       <w:r>
         <w:rPr>
@@ -899,9 +791,6 @@
     <w:p>
       <w:pPr>
         <w:ind w:firstLineChars="100" w:firstLine="220"/>
-        <w:rPr>
-          <w:rFonts w:hint="eastAsia"/>
-        </w:rPr>
       </w:pPr>
       <w:r>
         <w:rPr>
@@ -947,9 +836,6 @@
     <w:p>
       <w:pPr>
         <w:ind w:firstLineChars="100" w:firstLine="220"/>
-        <w:rPr>
-          <w:rFonts w:hint="eastAsia"/>
-        </w:rPr>
       </w:pPr>
       <w:r>
         <w:t>随机</w:t>
@@ -989,9 +875,6 @@
     <w:p>
       <w:pPr>
         <w:ind w:firstLineChars="100" w:firstLine="220"/>
-        <w:rPr>
-          <w:rFonts w:hint="eastAsia"/>
-        </w:rPr>
       </w:pPr>
       <w:r>
         <w:rPr>
@@ -1060,9 +943,6 @@
     <w:p>
       <w:pPr>
         <w:ind w:firstLineChars="100" w:firstLine="220"/>
-        <w:rPr>
-          <w:rFonts w:hint="eastAsia"/>
-        </w:rPr>
       </w:pPr>
       <w:r>
         <w:rPr>
@@ -1099,9 +979,6 @@
     <w:p>
       <w:pPr>
         <w:ind w:firstLineChars="100" w:firstLine="220"/>
-        <w:rPr>
-          <w:rFonts w:hint="eastAsia"/>
-        </w:rPr>
       </w:pPr>
       <w:r>
         <w:rPr>
@@ -1152,9 +1029,6 @@
     <w:p>
       <w:pPr>
         <w:ind w:firstLineChars="100" w:firstLine="220"/>
-        <w:rPr>
-          <w:rFonts w:hint="eastAsia"/>
-        </w:rPr>
       </w:pPr>
       <w:r>
         <w:t>随</w:t>
@@ -1191,9 +1065,6 @@
     <w:p>
       <w:pPr>
         <w:ind w:firstLineChars="100" w:firstLine="220"/>
-        <w:rPr>
-          <w:rFonts w:hint="eastAsia"/>
-        </w:rPr>
       </w:pPr>
       <w:r>
         <w:rPr>
@@ -1213,7 +1084,7 @@
 </file>
 
 <file path=word/numbering.xml><?xml version="1.0" encoding="utf-8"?>
-<w:numbering xmlns:wpc="http://schemas.microsoft.com/office/word/2010/wordprocessingCanvas" xmlns:cx="http://schemas.microsoft.com/office/drawing/2014/chartex" xmlns:cx1="http://schemas.microsoft.com/office/drawing/2015/9/8/chartex" xmlns:cx2="http://schemas.microsoft.com/office/drawing/2015/10/21/chartex" xmlns:cx3="http://schemas.microsoft.com/office/drawing/2016/5/9/chartex" xmlns:cx4="http://schemas.microsoft.com/office/drawing/2016/5/10/chartex" xmlns:cx5="http://schemas.microsoft.com/office/drawing/2016/5/11/chartex" xmlns:cx6="http://schemas.microsoft.com/office/drawing/2016/5/12/chartex" xmlns:cx7="http://schemas.microsoft.com/office/drawing/2016/5/13/chartex" xmlns:cx8="http://schemas.microsoft.com/office/drawing/2016/5/14/chartex" xmlns:mc="http://schemas.openxmlformats.org/markup-compatibility/2006" xmlns:aink="http://schemas.microsoft.com/office/drawing/2016/ink" xmlns:am3d="http://schemas.microsoft.com/office/drawing/2017/model3d" xmlns:o="urn:schemas-microsoft-com:office:office" xmlns:oel="http://schemas.microsoft.com/office/2019/extlst" xmlns:r="http://schemas.openxmlformats.org/officeDocument/2006/relationships" xmlns:m="http://schemas.openxmlformats.org/officeDocument/2006/math" xmlns:v="urn:schemas-microsoft-com:vml" xmlns:wp14="http://schemas.microsoft.com/office/word/2010/wordprocessingDrawing" xmlns:wp="http://schemas.openxmlformats.org/drawingml/2006/wordprocessingDrawing" xmlns:w10="urn:schemas-microsoft-com:office:word" xmlns:w="http://schemas.openxmlformats.org/wordprocessingml/2006/main" xmlns:w14="http://schemas.microsoft.com/office/word/2010/wordml" xmlns:w15="http://schemas.microsoft.com/office/word/2012/wordml" xmlns:w16cei="http://schemas.microsoft.com/office/word/2026/wordml/cei" xmlns:w16cex="http://schemas.microsoft.com/office/word/2018/wordml/cex" xmlns:w16cid="http://schemas.microsoft.com/office/word/2016/wordml/cid" xmlns:w16="http://schemas.microsoft.com/office/word/2018/wordml" xmlns:w16du="http://schemas.microsoft.com/office/word/2023/wordml/word16du" xmlns:w16sdtdh="http://schemas.microsoft.com/office/word/2020/wordml/sdtdatahash" xmlns:w16sdtfl="http://schemas.microsoft.com/office/word/2024/wordml/sdtformatlock" xmlns:w16se="http://schemas.microsoft.com/office/word/2015/wordml/symex" xmlns:wpg="http://schemas.microsoft.com/office/word/2010/wordprocessingGroup" xmlns:wpi="http://schemas.microsoft.com/office/word/2010/wordprocessingInk" xmlns:wne="http://schemas.microsoft.com/office/word/2006/wordml" xmlns:wps="http://schemas.microsoft.com/office/word/2010/wordprocessingShape" mc:Ignorable="w14 w15 w16se w16cid w16 w16cex w16sdtdh w16sdtfl w16du wp14">
+<w:numbering xmlns:wpc="http://schemas.microsoft.com/office/word/2010/wordprocessingCanvas" xmlns:cx="http://schemas.microsoft.com/office/drawing/2014/chartex" xmlns:cx1="http://schemas.microsoft.com/office/drawing/2015/9/8/chartex" xmlns:cx2="http://schemas.microsoft.com/office/drawing/2015/10/21/chartex" xmlns:cx3="http://schemas.microsoft.com/office/drawing/2016/5/9/chartex" xmlns:cx4="http://schemas.microsoft.com/office/drawing/2016/5/10/chartex" xmlns:cx5="http://schemas.microsoft.com/office/drawing/2016/5/11/chartex" xmlns:cx6="http://schemas.microsoft.com/office/drawing/2016/5/12/chartex" xmlns:cx7="http://schemas.microsoft.com/office/drawing/2016/5/13/chartex" xmlns:cx8="http://schemas.microsoft.com/office/drawing/2016/5/14/chartex" xmlns:mc="http://schemas.openxmlformats.org/markup-compatibility/2006" xmlns:aink="http://schemas.microsoft.com/office/drawing/2016/ink" xmlns:am3d="http://schemas.microsoft.com/office/drawing/2017/model3d" xmlns:o="urn:schemas-microsoft-com:office:office" xmlns:r="http://schemas.openxmlformats.org/officeDocument/2006/relationships" xmlns:m="http://schemas.openxmlformats.org/officeDocument/2006/math" xmlns:v="urn:schemas-microsoft-com:vml" xmlns:wp14="http://schemas.microsoft.com/office/word/2010/wordprocessingDrawing" xmlns:wp="http://schemas.openxmlformats.org/drawingml/2006/wordprocessingDrawing" xmlns:w10="urn:schemas-microsoft-com:office:word" xmlns:w="http://schemas.openxmlformats.org/wordprocessingml/2006/main" xmlns:w14="http://schemas.microsoft.com/office/word/2010/wordml" xmlns:w15="http://schemas.microsoft.com/office/word/2012/wordml" xmlns:w16cex="http://schemas.microsoft.com/office/word/2018/wordml/cex" xmlns:w16cid="http://schemas.microsoft.com/office/word/2016/wordml/cid" xmlns:w16="http://schemas.microsoft.com/office/word/2018/wordml" xmlns:w16sdtdh="http://schemas.microsoft.com/office/word/2020/wordml/sdtdatahash" xmlns:w16se="http://schemas.microsoft.com/office/word/2015/wordml/symex" xmlns:wpg="http://schemas.microsoft.com/office/word/2010/wordprocessingGroup" xmlns:wpi="http://schemas.microsoft.com/office/word/2010/wordprocessingInk" xmlns:wne="http://schemas.microsoft.com/office/word/2006/wordml" xmlns:wps="http://schemas.microsoft.com/office/word/2010/wordprocessingShape" mc:Ignorable="w14 w15 w16se w16cid w16 w16cex w16sdtdh wp14">
   <w:abstractNum w:abstractNumId="0" w15:restartNumberingAfterBreak="0">
     <w:nsid w:val="15883733"/>
     <w:multiLevelType w:val="hybridMultilevel"/>
@@ -1303,14 +1174,14 @@
       </w:pPr>
     </w:lvl>
   </w:abstractNum>
-  <w:num w:numId="1" w16cid:durableId="862405430">
+  <w:num w:numId="1">
     <w:abstractNumId w:val="0"/>
   </w:num>
 </w:numbering>
 </file>
 
 <file path=word/styles.xml><?xml version="1.0" encoding="utf-8"?>
-<w:styles xmlns:mc="http://schemas.openxmlformats.org/markup-compatibility/2006" xmlns:r="http://schemas.openxmlformats.org/officeDocument/2006/relationships" xmlns:w="http://schemas.openxmlformats.org/wordprocessingml/2006/main" xmlns:w14="http://schemas.microsoft.com/office/word/2010/wordml" xmlns:w15="http://schemas.microsoft.com/office/word/2012/wordml" xmlns:w16cex="http://schemas.microsoft.com/office/word/2018/wordml/cex" xmlns:w16cid="http://schemas.microsoft.com/office/word/2016/wordml/cid" xmlns:w16="http://schemas.microsoft.com/office/word/2018/wordml" xmlns:w16du="http://schemas.microsoft.com/office/word/2023/wordml/word16du" xmlns:w16sdtdh="http://schemas.microsoft.com/office/word/2020/wordml/sdtdatahash" xmlns:w16sdtfl="http://schemas.microsoft.com/office/word/2024/wordml/sdtformatlock" xmlns:w16se="http://schemas.microsoft.com/office/word/2015/wordml/symex" mc:Ignorable="w14 w15 w16se w16cid w16 w16cex w16sdtdh w16sdtfl w16du">
+<w:styles xmlns:mc="http://schemas.openxmlformats.org/markup-compatibility/2006" xmlns:r="http://schemas.openxmlformats.org/officeDocument/2006/relationships" xmlns:w="http://schemas.openxmlformats.org/wordprocessingml/2006/main" xmlns:w14="http://schemas.microsoft.com/office/word/2010/wordml" xmlns:w15="http://schemas.microsoft.com/office/word/2012/wordml" xmlns:w16cex="http://schemas.microsoft.com/office/word/2018/wordml/cex" xmlns:w16cid="http://schemas.microsoft.com/office/word/2016/wordml/cid" xmlns:w16="http://schemas.microsoft.com/office/word/2018/wordml" xmlns:w16sdtdh="http://schemas.microsoft.com/office/word/2020/wordml/sdtdatahash" xmlns:w16se="http://schemas.microsoft.com/office/word/2015/wordml/symex" mc:Ignorable="w14 w15 w16se w16cid w16 w16cex w16sdtdh">
   <w:docDefaults>
     <w:rPrDefault>
       <w:rPr>
@@ -1916,6 +1787,7 @@
   <w:style w:type="character" w:default="1" w:styleId="a0">
     <w:name w:val="Default Paragraph Font"/>
     <w:uiPriority w:val="1"/>
+    <w:semiHidden/>
     <w:unhideWhenUsed/>
   </w:style>
   <w:style w:type="table" w:default="1" w:styleId="a1">
